--- a/сессия_6/Документ Microsoft Word (2).docx
+++ b/сессия_6/Документ Microsoft Word (2).docx
@@ -9,6 +9,7 @@
           <w:bCs/>
         </w:rPr>
       </w:pPr>
+      <w:bookmarkStart w:id="0" w:name="_Hlk230003629"/>
       <w:r>
         <w:rPr>
           <w:b/>
@@ -1024,6 +1025,9 @@
     </w:p>
     <w:p>
       <w:r>
+        <w:rPr>
+          <w:noProof/>
+        </w:rPr>
         <w:drawing>
           <wp:inline distT="0" distB="0" distL="0" distR="0" wp14:anchorId="4F3A851F" wp14:editId="39FA849B">
             <wp:extent cx="5487166" cy="6344535"/>
@@ -1392,10 +1396,12 @@
               <w:spacing w:after="160" w:line="278" w:lineRule="auto"/>
             </w:pPr>
             <w:proofErr w:type="spellStart"/>
+            <w:proofErr w:type="gramStart"/>
             <w:r>
               <w:t>tech.ivanov</w:t>
             </w:r>
             <w:proofErr w:type="spellEnd"/>
+            <w:proofErr w:type="gramEnd"/>
           </w:p>
         </w:tc>
         <w:tc>
@@ -1438,10 +1444,12 @@
               <w:spacing w:after="160" w:line="278" w:lineRule="auto"/>
             </w:pPr>
             <w:proofErr w:type="spellStart"/>
+            <w:proofErr w:type="gramStart"/>
             <w:r>
               <w:t>tech.petrova</w:t>
             </w:r>
             <w:proofErr w:type="spellEnd"/>
+            <w:proofErr w:type="gramEnd"/>
           </w:p>
         </w:tc>
         <w:tc>
@@ -1838,7 +1846,7 @@
     <w:p>
       <w:r>
         <w:pict w14:anchorId="0E1D5D52">
-          <v:rect id="_x0000_i1180" style="width:0;height:.75pt" o:hralign="center" o:hrstd="t" o:hr="t" fillcolor="#a0a0a0" stroked="f"/>
+          <v:rect id="_x0000_i1025" style="width:0;height:.75pt" o:hralign="center" o:hrstd="t" o:hr="t" fillcolor="#a0a0a0" stroked="f"/>
         </w:pict>
       </w:r>
     </w:p>
@@ -1880,6 +1888,9 @@
         </w:rPr>
       </w:pPr>
       <w:r>
+        <w:rPr>
+          <w:noProof/>
+        </w:rPr>
         <w:drawing>
           <wp:inline distT="0" distB="0" distL="0" distR="0" wp14:anchorId="2C3CA99B" wp14:editId="7190FA41">
             <wp:extent cx="5940425" cy="3058795"/>
@@ -2496,7 +2507,7 @@
     <w:p>
       <w:r>
         <w:pict w14:anchorId="1791D6D4">
-          <v:rect id="_x0000_i1181" style="width:0;height:.75pt" o:hralign="center" o:hrstd="t" o:hr="t" fillcolor="#a0a0a0" stroked="f"/>
+          <v:rect id="_x0000_i1026" style="width:0;height:.75pt" o:hralign="center" o:hrstd="t" o:hr="t" fillcolor="#a0a0a0" stroked="f"/>
         </w:pict>
       </w:r>
     </w:p>
@@ -2668,7 +2679,11 @@
           </w:tcPr>
           <w:p>
             <w:r>
-              <w:t xml:space="preserve">Нажмите кнопку « </w:t>
+              <w:t xml:space="preserve">Нажмите кнопку </w:t>
+            </w:r>
+            <w:proofErr w:type="gramStart"/>
+            <w:r>
+              <w:t xml:space="preserve">« </w:t>
             </w:r>
             <w:r>
               <w:rPr>
@@ -2676,6 +2691,7 @@
               </w:rPr>
               <w:t>Добавить</w:t>
             </w:r>
+            <w:proofErr w:type="gramEnd"/>
             <w:r>
               <w:t xml:space="preserve"> </w:t>
             </w:r>
@@ -3249,11 +3265,6 @@
       </w:r>
     </w:p>
     <w:p>
-      <w:pPr>
-        <w:rPr>
-          <w:lang w:val="en-US"/>
-        </w:rPr>
-      </w:pPr>
       <w:r>
         <w:t>Раздел предназначен для создания, редактирования и утверждения рецептур продукции.</w:t>
       </w:r>
@@ -3266,6 +3277,7 @@
       </w:pPr>
       <w:r>
         <w:rPr>
+          <w:noProof/>
           <w:lang w:val="en-US"/>
         </w:rPr>
         <w:drawing>
@@ -3633,13 +3645,24 @@
               <w:spacing w:after="160" w:line="278" w:lineRule="auto"/>
             </w:pPr>
             <w:r>
-              <w:t xml:space="preserve">Нажмите « </w:t>
+              <w:t xml:space="preserve">Нажмите </w:t>
+            </w:r>
+            <w:proofErr w:type="gramStart"/>
+            <w:r>
+              <w:t xml:space="preserve">« </w:t>
             </w:r>
             <w:r>
               <w:rPr>
                 <w:rFonts w:ascii="Aptos" w:hAnsi="Aptos" w:cs="Aptos"/>
               </w:rPr>
-              <w:t>Добавить»</w:t>
+              <w:t>Добавить</w:t>
+            </w:r>
+            <w:proofErr w:type="gramEnd"/>
+            <w:r>
+              <w:rPr>
+                <w:rFonts w:ascii="Aptos" w:hAnsi="Aptos" w:cs="Aptos"/>
+              </w:rPr>
+              <w:t>»</w:t>
             </w:r>
             <w:r>
               <w:t xml:space="preserve"> </w:t>
@@ -4201,6 +4224,7 @@
       </w:pPr>
       <w:r>
         <w:rPr>
+          <w:noProof/>
           <w:lang w:val="en-US"/>
         </w:rPr>
         <w:lastRenderedPageBreak/>
@@ -4326,7 +4350,11 @@
               <w:spacing w:after="160" w:line="278" w:lineRule="auto"/>
             </w:pPr>
             <w:r>
-              <w:t xml:space="preserve">Нажмите « </w:t>
+              <w:t xml:space="preserve">Нажмите </w:t>
+            </w:r>
+            <w:proofErr w:type="gramStart"/>
+            <w:r>
+              <w:t xml:space="preserve">« </w:t>
             </w:r>
             <w:r>
               <w:rPr>
@@ -4334,6 +4362,7 @@
               </w:rPr>
               <w:t>Создать</w:t>
             </w:r>
+            <w:proofErr w:type="gramEnd"/>
             <w:r>
               <w:t xml:space="preserve"> </w:t>
             </w:r>
@@ -4831,13 +4860,24 @@
               <w:spacing w:after="160" w:line="278" w:lineRule="auto"/>
             </w:pPr>
             <w:r>
-              <w:t xml:space="preserve">Нажмите « </w:t>
+              <w:t xml:space="preserve">Нажмите </w:t>
+            </w:r>
+            <w:proofErr w:type="gramStart"/>
+            <w:r>
+              <w:t xml:space="preserve">« </w:t>
             </w:r>
             <w:r>
               <w:rPr>
                 <w:rFonts w:ascii="Aptos" w:hAnsi="Aptos" w:cs="Aptos"/>
               </w:rPr>
-              <w:t>Создать»</w:t>
+              <w:t>Создать</w:t>
+            </w:r>
+            <w:proofErr w:type="gramEnd"/>
+            <w:r>
+              <w:rPr>
+                <w:rFonts w:ascii="Aptos" w:hAnsi="Aptos" w:cs="Aptos"/>
+              </w:rPr>
+              <w:t>»</w:t>
             </w:r>
           </w:p>
         </w:tc>
@@ -4927,7 +4967,15 @@
               <w:spacing w:after="160" w:line="278" w:lineRule="auto"/>
             </w:pPr>
             <w:r>
-              <w:t>Укажите приоритет (1-5)</w:t>
+              <w:t>Укажите приоритет (</w:t>
+            </w:r>
+            <w:proofErr w:type="gramStart"/>
+            <w:r>
+              <w:t>1-5</w:t>
+            </w:r>
+            <w:proofErr w:type="gramEnd"/>
+            <w:r>
+              <w:t>)</w:t>
             </w:r>
           </w:p>
         </w:tc>
@@ -5102,8 +5150,13 @@
               <w:spacing w:after="160" w:line="278" w:lineRule="auto"/>
             </w:pPr>
             <w:r>
-              <w:t>Редактировать, Удалить</w:t>
-            </w:r>
+              <w:t>Редактировать</w:t>
+            </w:r>
+            <w:proofErr w:type="gramStart"/>
+            <w:r>
+              <w:t>, Удалить</w:t>
+            </w:r>
+            <w:proofErr w:type="gramEnd"/>
           </w:p>
         </w:tc>
       </w:tr>
@@ -5243,7 +5296,7 @@
     <w:p>
       <w:r>
         <w:pict w14:anchorId="087674C4">
-          <v:rect id="_x0000_i1185" style="width:0;height:.75pt" o:hralign="center" o:hrstd="t" o:hr="t" fillcolor="#a0a0a0" stroked="f"/>
+          <v:rect id="_x0000_i1027" style="width:0;height:.75pt" o:hralign="center" o:hrstd="t" o:hr="t" fillcolor="#a0a0a0" stroked="f"/>
         </w:pict>
       </w:r>
     </w:p>
@@ -5377,13 +5430,24 @@
               <w:spacing w:after="160" w:line="278" w:lineRule="auto"/>
             </w:pPr>
             <w:r>
-              <w:t xml:space="preserve">Нажмите « </w:t>
+              <w:t xml:space="preserve">Нажмите </w:t>
+            </w:r>
+            <w:proofErr w:type="gramStart"/>
+            <w:r>
+              <w:t xml:space="preserve">« </w:t>
             </w:r>
             <w:r>
               <w:rPr>
                 <w:rFonts w:ascii="Aptos" w:hAnsi="Aptos" w:cs="Aptos"/>
               </w:rPr>
-              <w:t>Сформировать»</w:t>
+              <w:t>Сформировать</w:t>
+            </w:r>
+            <w:proofErr w:type="gramEnd"/>
+            <w:r>
+              <w:rPr>
+                <w:rFonts w:ascii="Aptos" w:hAnsi="Aptos" w:cs="Aptos"/>
+              </w:rPr>
+              <w:t>»</w:t>
             </w:r>
           </w:p>
         </w:tc>
@@ -5775,13 +5839,24 @@
               <w:spacing w:after="160" w:line="278" w:lineRule="auto"/>
             </w:pPr>
             <w:r>
-              <w:t xml:space="preserve">Нажмите кнопку « </w:t>
+              <w:t xml:space="preserve">Нажмите кнопку </w:t>
+            </w:r>
+            <w:proofErr w:type="gramStart"/>
+            <w:r>
+              <w:t xml:space="preserve">« </w:t>
             </w:r>
             <w:r>
               <w:rPr>
                 <w:rFonts w:ascii="Aptos" w:hAnsi="Aptos" w:cs="Aptos"/>
               </w:rPr>
-              <w:t>Завершить»</w:t>
+              <w:t>Завершить</w:t>
+            </w:r>
+            <w:proofErr w:type="gramEnd"/>
+            <w:r>
+              <w:rPr>
+                <w:rFonts w:ascii="Aptos" w:hAnsi="Aptos" w:cs="Aptos"/>
+              </w:rPr>
+              <w:t>»</w:t>
             </w:r>
           </w:p>
         </w:tc>
@@ -6073,7 +6148,7 @@
     <w:p>
       <w:r>
         <w:pict w14:anchorId="436A3448">
-          <v:rect id="_x0000_i1186" style="width:0;height:.75pt" o:hralign="center" o:hrstd="t" o:hr="t" fillcolor="#a0a0a0" stroked="f"/>
+          <v:rect id="_x0000_i1028" style="width:0;height:.75pt" o:hralign="center" o:hrstd="t" o:hr="t" fillcolor="#a0a0a0" stroked="f"/>
         </w:pict>
       </w:r>
     </w:p>
@@ -6221,8 +6296,13 @@
             <w:pPr>
               <w:spacing w:after="160" w:line="278" w:lineRule="auto"/>
             </w:pPr>
-            <w:r>
-              <w:t>50-150 °C</w:t>
+            <w:proofErr w:type="gramStart"/>
+            <w:r>
+              <w:t>50-150</w:t>
+            </w:r>
+            <w:proofErr w:type="gramEnd"/>
+            <w:r>
+              <w:t xml:space="preserve"> °C</w:t>
             </w:r>
           </w:p>
         </w:tc>
@@ -6265,8 +6345,13 @@
             <w:pPr>
               <w:spacing w:after="160" w:line="278" w:lineRule="auto"/>
             </w:pPr>
-            <w:r>
-              <w:t xml:space="preserve">1-10 </w:t>
+            <w:proofErr w:type="gramStart"/>
+            <w:r>
+              <w:t>1-10</w:t>
+            </w:r>
+            <w:proofErr w:type="gramEnd"/>
+            <w:r>
+              <w:t xml:space="preserve"> </w:t>
             </w:r>
             <w:proofErr w:type="spellStart"/>
             <w:r>
@@ -6314,8 +6399,13 @@
             <w:pPr>
               <w:spacing w:after="160" w:line="278" w:lineRule="auto"/>
             </w:pPr>
-            <w:r>
-              <w:t xml:space="preserve">50-300 </w:t>
+            <w:proofErr w:type="gramStart"/>
+            <w:r>
+              <w:t>50-300</w:t>
+            </w:r>
+            <w:proofErr w:type="gramEnd"/>
+            <w:r>
+              <w:t xml:space="preserve"> </w:t>
             </w:r>
             <w:proofErr w:type="spellStart"/>
             <w:r>
@@ -6363,8 +6453,13 @@
             <w:pPr>
               <w:spacing w:after="160" w:line="278" w:lineRule="auto"/>
             </w:pPr>
-            <w:r>
-              <w:t>50-200 кг/ч</w:t>
+            <w:proofErr w:type="gramStart"/>
+            <w:r>
+              <w:t>50-200</w:t>
+            </w:r>
+            <w:proofErr w:type="gramEnd"/>
+            <w:r>
+              <w:t xml:space="preserve"> кг/ч</w:t>
             </w:r>
           </w:p>
         </w:tc>
@@ -6715,7 +6810,7 @@
     <w:p>
       <w:r>
         <w:pict w14:anchorId="179CB4FE">
-          <v:rect id="_x0000_i1188" style="width:0;height:.75pt" o:hralign="center" o:hrstd="t" o:hr="t" fillcolor="#a0a0a0" stroked="f"/>
+          <v:rect id="_x0000_i1029" style="width:0;height:.75pt" o:hralign="center" o:hrstd="t" o:hr="t" fillcolor="#a0a0a0" stroked="f"/>
         </w:pict>
       </w:r>
     </w:p>
@@ -7110,7 +7205,7 @@
     <w:p>
       <w:r>
         <w:pict w14:anchorId="71D83682">
-          <v:rect id="_x0000_i1189" style="width:0;height:.75pt" o:hralign="center" o:hrstd="t" o:hr="t" fillcolor="#a0a0a0" stroked="f"/>
+          <v:rect id="_x0000_i1030" style="width:0;height:.75pt" o:hralign="center" o:hrstd="t" o:hr="t" fillcolor="#a0a0a0" stroked="f"/>
         </w:pict>
       </w:r>
     </w:p>
@@ -7181,36 +7276,18 @@
     </w:p>
     <w:tbl>
       <w:tblPr>
+        <w:tblStyle w:val="af0"/>
         <w:tblW w:w="11280" w:type="dxa"/>
-        <w:tblCellMar>
-          <w:top w:w="15" w:type="dxa"/>
-          <w:left w:w="15" w:type="dxa"/>
-          <w:bottom w:w="15" w:type="dxa"/>
-          <w:right w:w="15" w:type="dxa"/>
-        </w:tblCellMar>
         <w:tblLook w:val="04A0" w:firstRow="1" w:lastRow="0" w:firstColumn="1" w:lastColumn="0" w:noHBand="0" w:noVBand="1"/>
       </w:tblPr>
       <w:tblGrid>
-        <w:gridCol w:w="3473"/>
-        <w:gridCol w:w="7807"/>
+        <w:gridCol w:w="3461"/>
+        <w:gridCol w:w="7819"/>
       </w:tblGrid>
       <w:tr>
-        <w:trPr>
-          <w:tblHeader/>
-        </w:trPr>
-        <w:tc>
-          <w:tcPr>
-            <w:tcW w:w="0" w:type="auto"/>
-            <w:tcBorders>
-              <w:top w:val="nil"/>
-            </w:tcBorders>
-            <w:tcMar>
-              <w:top w:w="150" w:type="dxa"/>
-              <w:left w:w="0" w:type="dxa"/>
-              <w:bottom w:w="150" w:type="dxa"/>
-              <w:right w:w="240" w:type="dxa"/>
-            </w:tcMar>
-            <w:vAlign w:val="center"/>
+        <w:tc>
+          <w:tcPr>
+            <w:tcW w:w="0" w:type="auto"/>
             <w:hideMark/>
           </w:tcPr>
           <w:p>
@@ -7222,16 +7299,6 @@
         <w:tc>
           <w:tcPr>
             <w:tcW w:w="0" w:type="auto"/>
-            <w:tcBorders>
-              <w:top w:val="nil"/>
-            </w:tcBorders>
-            <w:tcMar>
-              <w:top w:w="150" w:type="dxa"/>
-              <w:left w:w="240" w:type="dxa"/>
-              <w:bottom w:w="150" w:type="dxa"/>
-              <w:right w:w="240" w:type="dxa"/>
-            </w:tcMar>
-            <w:vAlign w:val="center"/>
             <w:hideMark/>
           </w:tcPr>
           <w:p>
@@ -7245,13 +7312,6 @@
         <w:tc>
           <w:tcPr>
             <w:tcW w:w="0" w:type="auto"/>
-            <w:tcMar>
-              <w:top w:w="150" w:type="dxa"/>
-              <w:left w:w="0" w:type="dxa"/>
-              <w:bottom w:w="150" w:type="dxa"/>
-              <w:right w:w="240" w:type="dxa"/>
-            </w:tcMar>
-            <w:vAlign w:val="center"/>
             <w:hideMark/>
           </w:tcPr>
           <w:p>
@@ -7263,13 +7323,6 @@
         <w:tc>
           <w:tcPr>
             <w:tcW w:w="0" w:type="auto"/>
-            <w:tcMar>
-              <w:top w:w="150" w:type="dxa"/>
-              <w:left w:w="240" w:type="dxa"/>
-              <w:bottom w:w="150" w:type="dxa"/>
-              <w:right w:w="0" w:type="dxa"/>
-            </w:tcMar>
-            <w:vAlign w:val="center"/>
             <w:hideMark/>
           </w:tcPr>
           <w:p>
@@ -7283,13 +7336,6 @@
         <w:tc>
           <w:tcPr>
             <w:tcW w:w="0" w:type="auto"/>
-            <w:tcMar>
-              <w:top w:w="150" w:type="dxa"/>
-              <w:left w:w="0" w:type="dxa"/>
-              <w:bottom w:w="150" w:type="dxa"/>
-              <w:right w:w="240" w:type="dxa"/>
-            </w:tcMar>
-            <w:vAlign w:val="center"/>
             <w:hideMark/>
           </w:tcPr>
           <w:p>
@@ -7301,13 +7347,6 @@
         <w:tc>
           <w:tcPr>
             <w:tcW w:w="0" w:type="auto"/>
-            <w:tcMar>
-              <w:top w:w="150" w:type="dxa"/>
-              <w:left w:w="240" w:type="dxa"/>
-              <w:bottom w:w="150" w:type="dxa"/>
-              <w:right w:w="0" w:type="dxa"/>
-            </w:tcMar>
-            <w:vAlign w:val="center"/>
             <w:hideMark/>
           </w:tcPr>
           <w:p>
@@ -7321,13 +7360,6 @@
         <w:tc>
           <w:tcPr>
             <w:tcW w:w="0" w:type="auto"/>
-            <w:tcMar>
-              <w:top w:w="150" w:type="dxa"/>
-              <w:left w:w="0" w:type="dxa"/>
-              <w:bottom w:w="150" w:type="dxa"/>
-              <w:right w:w="240" w:type="dxa"/>
-            </w:tcMar>
-            <w:vAlign w:val="center"/>
             <w:hideMark/>
           </w:tcPr>
           <w:p>
@@ -7339,13 +7371,6 @@
         <w:tc>
           <w:tcPr>
             <w:tcW w:w="0" w:type="auto"/>
-            <w:tcMar>
-              <w:top w:w="150" w:type="dxa"/>
-              <w:left w:w="240" w:type="dxa"/>
-              <w:bottom w:w="150" w:type="dxa"/>
-              <w:right w:w="0" w:type="dxa"/>
-            </w:tcMar>
-            <w:vAlign w:val="center"/>
             <w:hideMark/>
           </w:tcPr>
           <w:p>
@@ -7359,13 +7384,6 @@
         <w:tc>
           <w:tcPr>
             <w:tcW w:w="0" w:type="auto"/>
-            <w:tcMar>
-              <w:top w:w="150" w:type="dxa"/>
-              <w:left w:w="0" w:type="dxa"/>
-              <w:bottom w:w="150" w:type="dxa"/>
-              <w:right w:w="240" w:type="dxa"/>
-            </w:tcMar>
-            <w:vAlign w:val="center"/>
             <w:hideMark/>
           </w:tcPr>
           <w:p>
@@ -7377,13 +7395,6 @@
         <w:tc>
           <w:tcPr>
             <w:tcW w:w="0" w:type="auto"/>
-            <w:tcMar>
-              <w:top w:w="150" w:type="dxa"/>
-              <w:left w:w="240" w:type="dxa"/>
-              <w:bottom w:w="150" w:type="dxa"/>
-              <w:right w:w="0" w:type="dxa"/>
-            </w:tcMar>
-            <w:vAlign w:val="center"/>
             <w:hideMark/>
           </w:tcPr>
           <w:p>
@@ -7536,7 +7547,6 @@
           <w:b/>
           <w:bCs/>
         </w:rPr>
-        <w:lastRenderedPageBreak/>
         <w:t>Система управления производством «</w:t>
       </w:r>
       <w:proofErr w:type="spellStart"/>
@@ -7602,6 +7612,7 @@
         </w:numPr>
       </w:pPr>
       <w:r>
+        <w:lastRenderedPageBreak/>
         <w:t>Отладка модуля лаборатории (Desktop)</w:t>
       </w:r>
     </w:p>
@@ -8156,7 +8167,6 @@
           <w:b/>
           <w:bCs/>
         </w:rPr>
-        <w:lastRenderedPageBreak/>
         <w:t>2.1 Общие сведения о модуле</w:t>
       </w:r>
     </w:p>
@@ -8246,6 +8256,7 @@
               <w:spacing w:after="160" w:line="278" w:lineRule="auto"/>
             </w:pPr>
             <w:r>
+              <w:lastRenderedPageBreak/>
               <w:t>Главное окно</w:t>
             </w:r>
           </w:p>
@@ -8352,12 +8363,17 @@
               <w:spacing w:after="160" w:line="278" w:lineRule="auto"/>
             </w:pPr>
             <w:proofErr w:type="spellStart"/>
+            <w:proofErr w:type="gramStart"/>
             <w:r>
               <w:t>ShowProducts</w:t>
             </w:r>
             <w:proofErr w:type="spellEnd"/>
             <w:r>
-              <w:t>()</w:t>
+              <w:t>(</w:t>
+            </w:r>
+            <w:proofErr w:type="gramEnd"/>
+            <w:r>
+              <w:t>)</w:t>
             </w:r>
           </w:p>
         </w:tc>
@@ -8401,12 +8417,17 @@
               <w:spacing w:after="160" w:line="278" w:lineRule="auto"/>
             </w:pPr>
             <w:proofErr w:type="spellStart"/>
+            <w:proofErr w:type="gramStart"/>
             <w:r>
               <w:t>ShowRecipes</w:t>
             </w:r>
             <w:proofErr w:type="spellEnd"/>
             <w:r>
-              <w:t>()</w:t>
+              <w:t>(</w:t>
+            </w:r>
+            <w:proofErr w:type="gramEnd"/>
+            <w:r>
+              <w:t>)</w:t>
             </w:r>
           </w:p>
         </w:tc>
@@ -8450,12 +8471,17 @@
               <w:spacing w:after="160" w:line="278" w:lineRule="auto"/>
             </w:pPr>
             <w:proofErr w:type="spellStart"/>
+            <w:proofErr w:type="gramStart"/>
             <w:r>
               <w:t>ShowBatches</w:t>
             </w:r>
             <w:proofErr w:type="spellEnd"/>
             <w:r>
-              <w:t>()</w:t>
+              <w:t>(</w:t>
+            </w:r>
+            <w:proofErr w:type="gramEnd"/>
+            <w:r>
+              <w:t>)</w:t>
             </w:r>
           </w:p>
         </w:tc>
@@ -8499,12 +8525,17 @@
               <w:spacing w:after="160" w:line="278" w:lineRule="auto"/>
             </w:pPr>
             <w:proofErr w:type="spellStart"/>
+            <w:proofErr w:type="gramStart"/>
             <w:r>
               <w:t>ExportToExcel</w:t>
             </w:r>
             <w:proofErr w:type="spellEnd"/>
             <w:r>
-              <w:t>()</w:t>
+              <w:t>(</w:t>
+            </w:r>
+            <w:proofErr w:type="gramEnd"/>
+            <w:r>
+              <w:t>)</w:t>
             </w:r>
           </w:p>
         </w:tc>
@@ -8573,6 +8604,7 @@
         <w:t xml:space="preserve">private void </w:t>
       </w:r>
       <w:proofErr w:type="spellStart"/>
+      <w:proofErr w:type="gramStart"/>
       <w:r>
         <w:rPr>
           <w:lang w:val="en-US"/>
@@ -8584,7 +8616,14 @@
         <w:rPr>
           <w:lang w:val="en-US"/>
         </w:rPr>
-        <w:t>()</w:t>
+        <w:t>(</w:t>
+      </w:r>
+      <w:proofErr w:type="gramEnd"/>
+      <w:r>
+        <w:rPr>
+          <w:lang w:val="en-US"/>
+        </w:rPr>
+        <w:t>)</w:t>
       </w:r>
     </w:p>
     <w:p>
@@ -8627,6 +8666,7 @@
         <w:t xml:space="preserve"> = new </w:t>
       </w:r>
       <w:proofErr w:type="spellStart"/>
+      <w:proofErr w:type="gramStart"/>
       <w:r>
         <w:rPr>
           <w:lang w:val="en-US"/>
@@ -8638,7 +8678,14 @@
         <w:rPr>
           <w:lang w:val="en-US"/>
         </w:rPr>
-        <w:t xml:space="preserve">();  // &lt;- </w:t>
+        <w:t>(</w:t>
+      </w:r>
+      <w:proofErr w:type="gramEnd"/>
+      <w:r>
+        <w:rPr>
+          <w:lang w:val="en-US"/>
+        </w:rPr>
+        <w:t xml:space="preserve">);  // &lt;- </w:t>
       </w:r>
       <w:r>
         <w:t>ТОЧКА</w:t>
@@ -8691,8 +8738,16 @@
         <w:rPr>
           <w:lang w:val="en-US"/>
         </w:rPr>
-        <w:t>++;</w:t>
-      </w:r>
+        <w:t>+</w:t>
+      </w:r>
+      <w:proofErr w:type="gramStart"/>
+      <w:r>
+        <w:rPr>
+          <w:lang w:val="en-US"/>
+        </w:rPr>
+        <w:t>+;</w:t>
+      </w:r>
+      <w:proofErr w:type="gramEnd"/>
     </w:p>
     <w:p>
       <w:pPr>
@@ -8707,6 +8762,7 @@
         <w:t xml:space="preserve">    _</w:t>
       </w:r>
       <w:proofErr w:type="spellStart"/>
+      <w:proofErr w:type="gramStart"/>
       <w:r>
         <w:rPr>
           <w:lang w:val="en-US"/>
@@ -8714,6 +8770,7 @@
         <w:t>products.Add</w:t>
       </w:r>
       <w:proofErr w:type="spellEnd"/>
+      <w:proofErr w:type="gramEnd"/>
       <w:r>
         <w:rPr>
           <w:lang w:val="en-US"/>
@@ -8743,12 +8800,17 @@
         <w:t xml:space="preserve">    </w:t>
       </w:r>
       <w:proofErr w:type="spellStart"/>
+      <w:proofErr w:type="gramStart"/>
       <w:r>
         <w:t>ShowProducts</w:t>
       </w:r>
       <w:proofErr w:type="spellEnd"/>
       <w:r>
-        <w:t>();</w:t>
+        <w:t>(</w:t>
+      </w:r>
+      <w:proofErr w:type="gramEnd"/>
+      <w:r>
+        <w:t>);</w:t>
       </w:r>
     </w:p>
     <w:p>
@@ -8984,7 +9046,6 @@
           <w:b/>
           <w:bCs/>
         </w:rPr>
-        <w:lastRenderedPageBreak/>
         <w:t>2.4 Журнал отладки модуля технолога</w:t>
       </w:r>
     </w:p>
@@ -9143,20 +9204,25 @@
               <w:spacing w:after="160" w:line="278" w:lineRule="auto"/>
             </w:pPr>
             <w:r>
-              <w:t>Неверная CAPTCHA после обновления</w:t>
-            </w:r>
-          </w:p>
-        </w:tc>
-        <w:tc>
-          <w:tcPr>
-            <w:tcW w:w="0" w:type="auto"/>
-            <w:hideMark/>
-          </w:tcPr>
-          <w:p>
-            <w:pPr>
-              <w:spacing w:after="160" w:line="278" w:lineRule="auto"/>
-            </w:pPr>
-            <w:r>
+              <w:t xml:space="preserve">Неверная CAPTCHA </w:t>
+            </w:r>
+            <w:r>
+              <w:lastRenderedPageBreak/>
+              <w:t>после обновления</w:t>
+            </w:r>
+          </w:p>
+        </w:tc>
+        <w:tc>
+          <w:tcPr>
+            <w:tcW w:w="0" w:type="auto"/>
+            <w:hideMark/>
+          </w:tcPr>
+          <w:p>
+            <w:pPr>
+              <w:spacing w:after="160" w:line="278" w:lineRule="auto"/>
+            </w:pPr>
+            <w:r>
+              <w:lastRenderedPageBreak/>
               <w:t>Не сохранялся текущий код</w:t>
             </w:r>
           </w:p>
@@ -9171,7 +9237,11 @@
               <w:spacing w:after="160" w:line="278" w:lineRule="auto"/>
             </w:pPr>
             <w:r>
-              <w:t>Добавлено поле _</w:t>
+              <w:t xml:space="preserve">Добавлено поле </w:t>
+            </w:r>
+            <w:r>
+              <w:lastRenderedPageBreak/>
+              <w:t>_</w:t>
             </w:r>
             <w:proofErr w:type="spellStart"/>
             <w:r>
@@ -9192,6 +9262,7 @@
               <w:spacing w:after="160" w:line="278" w:lineRule="auto"/>
             </w:pPr>
             <w:r>
+              <w:lastRenderedPageBreak/>
               <w:t>2</w:t>
             </w:r>
           </w:p>
@@ -9272,12 +9343,17 @@
               <w:t xml:space="preserve">Добавлен вызов </w:t>
             </w:r>
             <w:proofErr w:type="spellStart"/>
+            <w:proofErr w:type="gramStart"/>
             <w:r>
               <w:t>ShowProducts</w:t>
             </w:r>
             <w:proofErr w:type="spellEnd"/>
             <w:r>
-              <w:t>()</w:t>
+              <w:t>(</w:t>
+            </w:r>
+            <w:proofErr w:type="gramEnd"/>
+            <w:r>
+              <w:t>)</w:t>
             </w:r>
           </w:p>
         </w:tc>
@@ -9559,12 +9635,17 @@
               <w:t xml:space="preserve">Исправлен метод </w:t>
             </w:r>
             <w:proofErr w:type="spellStart"/>
+            <w:proofErr w:type="gramStart"/>
             <w:r>
               <w:t>StartBatch</w:t>
             </w:r>
             <w:proofErr w:type="spellEnd"/>
             <w:r>
-              <w:t>()</w:t>
+              <w:t>(</w:t>
+            </w:r>
+            <w:proofErr w:type="gramEnd"/>
+            <w:r>
+              <w:t>)</w:t>
             </w:r>
           </w:p>
         </w:tc>
@@ -9615,12 +9696,17 @@
         <w:t xml:space="preserve"> </w:t>
       </w:r>
       <w:proofErr w:type="spellStart"/>
+      <w:proofErr w:type="gramStart"/>
       <w:r>
         <w:t>GenerateCaptcha</w:t>
       </w:r>
       <w:proofErr w:type="spellEnd"/>
       <w:r>
-        <w:t>()</w:t>
+        <w:t>(</w:t>
+      </w:r>
+      <w:proofErr w:type="gramEnd"/>
+      <w:r>
+        <w:t>)</w:t>
       </w:r>
     </w:p>
     <w:p>
@@ -9641,12 +9727,17 @@
         <w:t xml:space="preserve"> = </w:t>
       </w:r>
       <w:proofErr w:type="spellStart"/>
+      <w:proofErr w:type="gramStart"/>
       <w:r>
         <w:t>GenerateRandomText</w:t>
       </w:r>
       <w:proofErr w:type="spellEnd"/>
       <w:r>
-        <w:t>(6);</w:t>
+        <w:t>(</w:t>
+      </w:r>
+      <w:proofErr w:type="gramEnd"/>
+      <w:r>
+        <w:t>6);</w:t>
       </w:r>
     </w:p>
     <w:p>
@@ -9696,8 +9787,16 @@
         <w:rPr>
           <w:lang w:val="en-US"/>
         </w:rPr>
-        <w:t>}");</w:t>
-      </w:r>
+        <w:t>}"</w:t>
+      </w:r>
+      <w:proofErr w:type="gramStart"/>
+      <w:r>
+        <w:rPr>
+          <w:lang w:val="en-US"/>
+        </w:rPr>
+        <w:t>);</w:t>
+      </w:r>
+      <w:proofErr w:type="gramEnd"/>
     </w:p>
     <w:p>
       <w:pPr>
@@ -9726,6 +9825,7 @@
         <w:t xml:space="preserve"> = </w:t>
       </w:r>
       <w:proofErr w:type="spellStart"/>
+      <w:proofErr w:type="gramStart"/>
       <w:r>
         <w:rPr>
           <w:lang w:val="en-US"/>
@@ -9737,7 +9837,14 @@
         <w:rPr>
           <w:lang w:val="en-US"/>
         </w:rPr>
-        <w:t>(_</w:t>
+        <w:t>(</w:t>
+      </w:r>
+      <w:proofErr w:type="gramEnd"/>
+      <w:r>
+        <w:rPr>
+          <w:lang w:val="en-US"/>
+        </w:rPr>
+        <w:t>_</w:t>
       </w:r>
       <w:proofErr w:type="spellStart"/>
       <w:r>
@@ -9791,14 +9898,28 @@
         <w:rPr>
           <w:lang w:val="en-US"/>
         </w:rPr>
-        <w:t>BtnLogin_Click</w:t>
+        <w:t>BtnLogin_</w:t>
+      </w:r>
+      <w:proofErr w:type="gramStart"/>
+      <w:r>
+        <w:rPr>
+          <w:lang w:val="en-US"/>
+        </w:rPr>
+        <w:t>Click</w:t>
       </w:r>
       <w:proofErr w:type="spellEnd"/>
       <w:r>
         <w:rPr>
           <w:lang w:val="en-US"/>
         </w:rPr>
-        <w:t xml:space="preserve">(object sender, </w:t>
+        <w:t>(</w:t>
+      </w:r>
+      <w:proofErr w:type="gramEnd"/>
+      <w:r>
+        <w:rPr>
+          <w:lang w:val="en-US"/>
+        </w:rPr>
+        <w:t xml:space="preserve">object sender, </w:t>
       </w:r>
       <w:proofErr w:type="spellStart"/>
       <w:r>
@@ -9838,8 +9959,199 @@
         <w:rPr>
           <w:lang w:val="en-US"/>
         </w:rPr>
+        <w:t xml:space="preserve">    </w:t>
+      </w:r>
+      <w:proofErr w:type="spellStart"/>
+      <w:r>
+        <w:rPr>
+          <w:lang w:val="en-US"/>
+        </w:rPr>
+        <w:t>Debug.WriteLine</w:t>
+      </w:r>
+      <w:proofErr w:type="spellEnd"/>
+      <w:r>
+        <w:rPr>
+          <w:lang w:val="en-US"/>
+        </w:rPr>
+        <w:t>($"</w:t>
+      </w:r>
+      <w:r>
+        <w:t>Введенная</w:t>
+      </w:r>
+      <w:r>
+        <w:rPr>
+          <w:lang w:val="en-US"/>
+        </w:rPr>
+        <w:t xml:space="preserve"> CAPTCHA: {</w:t>
+      </w:r>
+      <w:proofErr w:type="spellStart"/>
+      <w:r>
+        <w:rPr>
+          <w:lang w:val="en-US"/>
+        </w:rPr>
+        <w:t>txtCaptcha.Text</w:t>
+      </w:r>
+      <w:proofErr w:type="spellEnd"/>
+      <w:r>
+        <w:rPr>
+          <w:lang w:val="en-US"/>
+        </w:rPr>
+        <w:t>}"</w:t>
+      </w:r>
+      <w:proofErr w:type="gramStart"/>
+      <w:r>
+        <w:rPr>
+          <w:lang w:val="en-US"/>
+        </w:rPr>
+        <w:t>);</w:t>
+      </w:r>
+      <w:proofErr w:type="gramEnd"/>
+    </w:p>
+    <w:p>
+      <w:pPr>
+        <w:rPr>
+          <w:lang w:val="en-US"/>
+        </w:rPr>
+      </w:pPr>
+      <w:r>
+        <w:rPr>
+          <w:lang w:val="en-US"/>
+        </w:rPr>
+        <w:t xml:space="preserve">    </w:t>
+      </w:r>
+      <w:proofErr w:type="spellStart"/>
+      <w:r>
+        <w:rPr>
+          <w:lang w:val="en-US"/>
+        </w:rPr>
+        <w:t>Debug.WriteLine</w:t>
+      </w:r>
+      <w:proofErr w:type="spellEnd"/>
+      <w:r>
+        <w:rPr>
+          <w:lang w:val="en-US"/>
+        </w:rPr>
+        <w:t>($"</w:t>
+      </w:r>
+      <w:r>
+        <w:t>Ожидаемая</w:t>
+      </w:r>
+      <w:r>
+        <w:rPr>
+          <w:lang w:val="en-US"/>
+        </w:rPr>
+        <w:t xml:space="preserve"> CAPTCHA: {_</w:t>
+      </w:r>
+      <w:proofErr w:type="spellStart"/>
+      <w:r>
+        <w:rPr>
+          <w:lang w:val="en-US"/>
+        </w:rPr>
+        <w:t>currentCaptcha</w:t>
+      </w:r>
+      <w:proofErr w:type="spellEnd"/>
+      <w:r>
+        <w:rPr>
+          <w:lang w:val="en-US"/>
+        </w:rPr>
+        <w:t>}"</w:t>
+      </w:r>
+      <w:proofErr w:type="gramStart"/>
+      <w:r>
+        <w:rPr>
+          <w:lang w:val="en-US"/>
+        </w:rPr>
+        <w:t>);</w:t>
+      </w:r>
+      <w:proofErr w:type="gramEnd"/>
+    </w:p>
+    <w:p>
+      <w:pPr>
+        <w:rPr>
+          <w:lang w:val="en-US"/>
+        </w:rPr>
+      </w:pPr>
+      <w:r>
+        <w:rPr>
+          <w:lang w:val="en-US"/>
+        </w:rPr>
+        <w:t xml:space="preserve">    </w:t>
+      </w:r>
+    </w:p>
+    <w:p>
+      <w:pPr>
+        <w:rPr>
+          <w:lang w:val="en-US"/>
+        </w:rPr>
+      </w:pPr>
+      <w:r>
+        <w:rPr>
+          <w:lang w:val="en-US"/>
+        </w:rPr>
+        <w:t xml:space="preserve">    if (</w:t>
+      </w:r>
+      <w:proofErr w:type="spellStart"/>
+      <w:proofErr w:type="gramStart"/>
+      <w:r>
+        <w:rPr>
+          <w:lang w:val="en-US"/>
+        </w:rPr>
+        <w:t>txtCaptcha.Text</w:t>
+      </w:r>
+      <w:proofErr w:type="spellEnd"/>
+      <w:r>
+        <w:rPr>
+          <w:lang w:val="en-US"/>
+        </w:rPr>
+        <w:t xml:space="preserve"> !</w:t>
+      </w:r>
+      <w:proofErr w:type="gramEnd"/>
+      <w:r>
+        <w:rPr>
+          <w:lang w:val="en-US"/>
+        </w:rPr>
+        <w:t>= _</w:t>
+      </w:r>
+      <w:proofErr w:type="spellStart"/>
+      <w:r>
+        <w:rPr>
+          <w:lang w:val="en-US"/>
+        </w:rPr>
+        <w:t>currentCaptcha</w:t>
+      </w:r>
+      <w:proofErr w:type="spellEnd"/>
+      <w:r>
+        <w:rPr>
+          <w:lang w:val="en-US"/>
+        </w:rPr>
+        <w:t>)</w:t>
+      </w:r>
+    </w:p>
+    <w:p>
+      <w:pPr>
+        <w:rPr>
+          <w:lang w:val="en-US"/>
+        </w:rPr>
+      </w:pPr>
+      <w:r>
+        <w:rPr>
+          <w:lang w:val="en-US"/>
+        </w:rPr>
         <w:lastRenderedPageBreak/>
-        <w:t xml:space="preserve">    </w:t>
+        <w:t xml:space="preserve">    {</w:t>
+      </w:r>
+    </w:p>
+    <w:p>
+      <w:pPr>
+        <w:rPr>
+          <w:lang w:val="en-US"/>
+        </w:rPr>
+      </w:pPr>
+      <w:r>
+        <w:rPr>
+          <w:lang w:val="en-US"/>
+        </w:rPr>
+        <w:t xml:space="preserve">        </w:t>
       </w:r>
       <w:proofErr w:type="spellStart"/>
       <w:r>
@@ -9853,221 +10165,67 @@
         <w:rPr>
           <w:lang w:val="en-US"/>
         </w:rPr>
-        <w:t>($"</w:t>
-      </w:r>
-      <w:r>
-        <w:t>Введенная</w:t>
-      </w:r>
-      <w:r>
-        <w:rPr>
-          <w:lang w:val="en-US"/>
-        </w:rPr>
-        <w:t xml:space="preserve"> CAPTCHA: {</w:t>
+        <w:t xml:space="preserve">("CAPTCHA </w:t>
+      </w:r>
+      <w:r>
+        <w:t>не</w:t>
+      </w:r>
+      <w:r>
+        <w:rPr>
+          <w:lang w:val="en-US"/>
+        </w:rPr>
+        <w:t xml:space="preserve"> </w:t>
+      </w:r>
+      <w:r>
+        <w:t>совпадает</w:t>
+      </w:r>
+      <w:r>
+        <w:rPr>
+          <w:lang w:val="en-US"/>
+        </w:rPr>
+        <w:t>!"</w:t>
+      </w:r>
+      <w:proofErr w:type="gramStart"/>
+      <w:r>
+        <w:rPr>
+          <w:lang w:val="en-US"/>
+        </w:rPr>
+        <w:t>);</w:t>
+      </w:r>
+      <w:proofErr w:type="gramEnd"/>
+    </w:p>
+    <w:p>
+      <w:r>
+        <w:rPr>
+          <w:lang w:val="en-US"/>
+        </w:rPr>
+        <w:t xml:space="preserve">        </w:t>
       </w:r>
       <w:proofErr w:type="spellStart"/>
       <w:r>
-        <w:rPr>
-          <w:lang w:val="en-US"/>
-        </w:rPr>
-        <w:t>txtCaptcha.Text</w:t>
+        <w:t>lblStatus.Text</w:t>
       </w:r>
       <w:proofErr w:type="spellEnd"/>
       <w:r>
-        <w:rPr>
-          <w:lang w:val="en-US"/>
-        </w:rPr>
-        <w:t>}");</w:t>
-      </w:r>
-    </w:p>
-    <w:p>
-      <w:pPr>
-        <w:rPr>
-          <w:lang w:val="en-US"/>
-        </w:rPr>
-      </w:pPr>
-      <w:r>
-        <w:rPr>
-          <w:lang w:val="en-US"/>
-        </w:rPr>
-        <w:t xml:space="preserve">    </w:t>
+        <w:t xml:space="preserve"> = "Неверный код с картинки!";</w:t>
+      </w:r>
+    </w:p>
+    <w:p>
+      <w:r>
+        <w:t xml:space="preserve">        </w:t>
       </w:r>
       <w:proofErr w:type="spellStart"/>
-      <w:r>
-        <w:rPr>
-          <w:lang w:val="en-US"/>
-        </w:rPr>
-        <w:t>Debug.WriteLine</w:t>
+      <w:proofErr w:type="gramStart"/>
+      <w:r>
+        <w:t>GenerateCaptcha</w:t>
       </w:r>
       <w:proofErr w:type="spellEnd"/>
       <w:r>
-        <w:rPr>
-          <w:lang w:val="en-US"/>
-        </w:rPr>
-        <w:t>($"</w:t>
-      </w:r>
-      <w:r>
-        <w:t>Ожидаемая</w:t>
-      </w:r>
-      <w:r>
-        <w:rPr>
-          <w:lang w:val="en-US"/>
-        </w:rPr>
-        <w:t xml:space="preserve"> CAPTCHA: {_</w:t>
-      </w:r>
-      <w:proofErr w:type="spellStart"/>
-      <w:r>
-        <w:rPr>
-          <w:lang w:val="en-US"/>
-        </w:rPr>
-        <w:t>currentCaptcha</w:t>
-      </w:r>
-      <w:proofErr w:type="spellEnd"/>
-      <w:r>
-        <w:rPr>
-          <w:lang w:val="en-US"/>
-        </w:rPr>
-        <w:t>}");</w:t>
-      </w:r>
-    </w:p>
-    <w:p>
-      <w:pPr>
-        <w:rPr>
-          <w:lang w:val="en-US"/>
-        </w:rPr>
-      </w:pPr>
-      <w:r>
-        <w:rPr>
-          <w:lang w:val="en-US"/>
-        </w:rPr>
-        <w:t xml:space="preserve">    </w:t>
-      </w:r>
-    </w:p>
-    <w:p>
-      <w:pPr>
-        <w:rPr>
-          <w:lang w:val="en-US"/>
-        </w:rPr>
-      </w:pPr>
-      <w:r>
-        <w:rPr>
-          <w:lang w:val="en-US"/>
-        </w:rPr>
-        <w:t xml:space="preserve">    if (</w:t>
-      </w:r>
-      <w:proofErr w:type="spellStart"/>
-      <w:r>
-        <w:rPr>
-          <w:lang w:val="en-US"/>
-        </w:rPr>
-        <w:t>txtCaptcha.Text</w:t>
-      </w:r>
-      <w:proofErr w:type="spellEnd"/>
-      <w:r>
-        <w:rPr>
-          <w:lang w:val="en-US"/>
-        </w:rPr>
-        <w:t xml:space="preserve"> != _</w:t>
-      </w:r>
-      <w:proofErr w:type="spellStart"/>
-      <w:r>
-        <w:rPr>
-          <w:lang w:val="en-US"/>
-        </w:rPr>
-        <w:t>currentCaptcha</w:t>
-      </w:r>
-      <w:proofErr w:type="spellEnd"/>
-      <w:r>
-        <w:rPr>
-          <w:lang w:val="en-US"/>
-        </w:rPr>
-        <w:t>)</w:t>
-      </w:r>
-    </w:p>
-    <w:p>
-      <w:pPr>
-        <w:rPr>
-          <w:lang w:val="en-US"/>
-        </w:rPr>
-      </w:pPr>
-      <w:r>
-        <w:rPr>
-          <w:lang w:val="en-US"/>
-        </w:rPr>
-        <w:t xml:space="preserve">    {</w:t>
-      </w:r>
-    </w:p>
-    <w:p>
-      <w:pPr>
-        <w:rPr>
-          <w:lang w:val="en-US"/>
-        </w:rPr>
-      </w:pPr>
-      <w:r>
-        <w:rPr>
-          <w:lang w:val="en-US"/>
-        </w:rPr>
-        <w:t xml:space="preserve">        </w:t>
-      </w:r>
-      <w:proofErr w:type="spellStart"/>
-      <w:r>
-        <w:rPr>
-          <w:lang w:val="en-US"/>
-        </w:rPr>
-        <w:t>Debug.WriteLine</w:t>
-      </w:r>
-      <w:proofErr w:type="spellEnd"/>
-      <w:r>
-        <w:rPr>
-          <w:lang w:val="en-US"/>
-        </w:rPr>
-        <w:t xml:space="preserve">("CAPTCHA </w:t>
-      </w:r>
-      <w:r>
-        <w:t>не</w:t>
-      </w:r>
-      <w:r>
-        <w:rPr>
-          <w:lang w:val="en-US"/>
-        </w:rPr>
-        <w:t xml:space="preserve"> </w:t>
-      </w:r>
-      <w:r>
-        <w:t>совпадает</w:t>
-      </w:r>
-      <w:r>
-        <w:rPr>
-          <w:lang w:val="en-US"/>
-        </w:rPr>
-        <w:t>!");</w:t>
-      </w:r>
-    </w:p>
-    <w:p>
-      <w:r>
-        <w:rPr>
-          <w:lang w:val="en-US"/>
-        </w:rPr>
-        <w:t xml:space="preserve">        </w:t>
-      </w:r>
-      <w:proofErr w:type="spellStart"/>
-      <w:r>
-        <w:t>lblStatus.Text</w:t>
-      </w:r>
-      <w:proofErr w:type="spellEnd"/>
-      <w:r>
-        <w:t xml:space="preserve"> = "Неверный код с картинки!";</w:t>
-      </w:r>
-    </w:p>
-    <w:p>
-      <w:r>
-        <w:t xml:space="preserve">        </w:t>
-      </w:r>
-      <w:proofErr w:type="spellStart"/>
-      <w:r>
-        <w:t>GenerateCaptcha</w:t>
-      </w:r>
-      <w:proofErr w:type="spellEnd"/>
-      <w:r>
-        <w:t>();</w:t>
+        <w:t>(</w:t>
+      </w:r>
+      <w:proofErr w:type="gramEnd"/>
+      <w:r>
+        <w:t>);</w:t>
       </w:r>
     </w:p>
     <w:p>
@@ -10329,12 +10487,17 @@
               <w:spacing w:after="160" w:line="278" w:lineRule="auto"/>
             </w:pPr>
             <w:proofErr w:type="spellStart"/>
+            <w:proofErr w:type="gramStart"/>
             <w:r>
               <w:t>ShowRawMaterials</w:t>
             </w:r>
             <w:proofErr w:type="spellEnd"/>
             <w:r>
-              <w:t>()</w:t>
+              <w:t>(</w:t>
+            </w:r>
+            <w:proofErr w:type="gramEnd"/>
+            <w:r>
+              <w:t>)</w:t>
             </w:r>
           </w:p>
         </w:tc>
@@ -10378,12 +10541,17 @@
               <w:spacing w:after="160" w:line="278" w:lineRule="auto"/>
             </w:pPr>
             <w:proofErr w:type="spellStart"/>
+            <w:proofErr w:type="gramStart"/>
             <w:r>
               <w:t>ShowFinishedGoods</w:t>
             </w:r>
             <w:proofErr w:type="spellEnd"/>
             <w:r>
-              <w:t>()</w:t>
+              <w:t>(</w:t>
+            </w:r>
+            <w:proofErr w:type="gramEnd"/>
+            <w:r>
+              <w:t>)</w:t>
             </w:r>
           </w:p>
         </w:tc>
@@ -10668,191 +10836,191 @@
               <w:spacing w:after="160" w:line="278" w:lineRule="auto"/>
             </w:pPr>
             <w:r>
+              <w:t>2</w:t>
+            </w:r>
+          </w:p>
+        </w:tc>
+        <w:tc>
+          <w:tcPr>
+            <w:tcW w:w="0" w:type="auto"/>
+            <w:hideMark/>
+          </w:tcPr>
+          <w:p>
+            <w:pPr>
+              <w:spacing w:after="160" w:line="278" w:lineRule="auto"/>
+            </w:pPr>
+            <w:r>
+              <w:t>07.04.2025</w:t>
+            </w:r>
+          </w:p>
+        </w:tc>
+        <w:tc>
+          <w:tcPr>
+            <w:tcW w:w="0" w:type="auto"/>
+            <w:hideMark/>
+          </w:tcPr>
+          <w:p>
+            <w:pPr>
+              <w:spacing w:after="160" w:line="278" w:lineRule="auto"/>
+            </w:pPr>
+            <w:proofErr w:type="spellStart"/>
+            <w:r>
+              <w:t>ShowRawMaterials</w:t>
+            </w:r>
+            <w:proofErr w:type="spellEnd"/>
+          </w:p>
+        </w:tc>
+        <w:tc>
+          <w:tcPr>
+            <w:tcW w:w="0" w:type="auto"/>
+            <w:hideMark/>
+          </w:tcPr>
+          <w:p>
+            <w:pPr>
+              <w:spacing w:after="160" w:line="278" w:lineRule="auto"/>
+            </w:pPr>
+            <w:r>
+              <w:t>Не отображалась таблица</w:t>
+            </w:r>
+          </w:p>
+        </w:tc>
+        <w:tc>
+          <w:tcPr>
+            <w:tcW w:w="0" w:type="auto"/>
+            <w:hideMark/>
+          </w:tcPr>
+          <w:p>
+            <w:pPr>
+              <w:spacing w:after="160" w:line="278" w:lineRule="auto"/>
+            </w:pPr>
+            <w:proofErr w:type="spellStart"/>
+            <w:r>
+              <w:t>DataGrid</w:t>
+            </w:r>
+            <w:proofErr w:type="spellEnd"/>
+            <w:r>
+              <w:t xml:space="preserve"> не обновлялся</w:t>
+            </w:r>
+          </w:p>
+        </w:tc>
+        <w:tc>
+          <w:tcPr>
+            <w:tcW w:w="0" w:type="auto"/>
+            <w:hideMark/>
+          </w:tcPr>
+          <w:p>
+            <w:pPr>
+              <w:spacing w:after="160" w:line="278" w:lineRule="auto"/>
+            </w:pPr>
+            <w:r>
+              <w:t xml:space="preserve">Добавлен </w:t>
+            </w:r>
+            <w:proofErr w:type="spellStart"/>
+            <w:r>
+              <w:t>ItemsSource</w:t>
+            </w:r>
+            <w:proofErr w:type="spellEnd"/>
+          </w:p>
+        </w:tc>
+      </w:tr>
+      <w:tr>
+        <w:tc>
+          <w:tcPr>
+            <w:tcW w:w="0" w:type="auto"/>
+            <w:hideMark/>
+          </w:tcPr>
+          <w:p>
+            <w:pPr>
+              <w:spacing w:after="160" w:line="278" w:lineRule="auto"/>
+            </w:pPr>
+            <w:r>
+              <w:t>3</w:t>
+            </w:r>
+          </w:p>
+        </w:tc>
+        <w:tc>
+          <w:tcPr>
+            <w:tcW w:w="0" w:type="auto"/>
+            <w:hideMark/>
+          </w:tcPr>
+          <w:p>
+            <w:pPr>
+              <w:spacing w:after="160" w:line="278" w:lineRule="auto"/>
+            </w:pPr>
+            <w:r>
+              <w:t>10.04.2025</w:t>
+            </w:r>
+          </w:p>
+        </w:tc>
+        <w:tc>
+          <w:tcPr>
+            <w:tcW w:w="0" w:type="auto"/>
+            <w:hideMark/>
+          </w:tcPr>
+          <w:p>
+            <w:pPr>
+              <w:spacing w:after="160" w:line="278" w:lineRule="auto"/>
+            </w:pPr>
+            <w:r>
+              <w:t>Одобрение партии</w:t>
+            </w:r>
+          </w:p>
+        </w:tc>
+        <w:tc>
+          <w:tcPr>
+            <w:tcW w:w="0" w:type="auto"/>
+            <w:hideMark/>
+          </w:tcPr>
+          <w:p>
+            <w:pPr>
+              <w:spacing w:after="160" w:line="278" w:lineRule="auto"/>
+            </w:pPr>
+            <w:r>
+              <w:t>Проходило без заполнения параметров</w:t>
+            </w:r>
+          </w:p>
+        </w:tc>
+        <w:tc>
+          <w:tcPr>
+            <w:tcW w:w="0" w:type="auto"/>
+            <w:hideMark/>
+          </w:tcPr>
+          <w:p>
+            <w:pPr>
+              <w:spacing w:after="160" w:line="278" w:lineRule="auto"/>
+            </w:pPr>
+            <w:r>
+              <w:t>Отсутствовала проверка</w:t>
+            </w:r>
+          </w:p>
+        </w:tc>
+        <w:tc>
+          <w:tcPr>
+            <w:tcW w:w="0" w:type="auto"/>
+            <w:hideMark/>
+          </w:tcPr>
+          <w:p>
+            <w:pPr>
+              <w:spacing w:after="160" w:line="278" w:lineRule="auto"/>
+            </w:pPr>
+            <w:r>
+              <w:t>Добавлена валидация обязательных полей</w:t>
+            </w:r>
+          </w:p>
+        </w:tc>
+      </w:tr>
+      <w:tr>
+        <w:tc>
+          <w:tcPr>
+            <w:tcW w:w="0" w:type="auto"/>
+            <w:hideMark/>
+          </w:tcPr>
+          <w:p>
+            <w:pPr>
+              <w:spacing w:after="160" w:line="278" w:lineRule="auto"/>
+            </w:pPr>
+            <w:r>
               <w:lastRenderedPageBreak/>
-              <w:t>2</w:t>
-            </w:r>
-          </w:p>
-        </w:tc>
-        <w:tc>
-          <w:tcPr>
-            <w:tcW w:w="0" w:type="auto"/>
-            <w:hideMark/>
-          </w:tcPr>
-          <w:p>
-            <w:pPr>
-              <w:spacing w:after="160" w:line="278" w:lineRule="auto"/>
-            </w:pPr>
-            <w:r>
-              <w:t>07.04.2025</w:t>
-            </w:r>
-          </w:p>
-        </w:tc>
-        <w:tc>
-          <w:tcPr>
-            <w:tcW w:w="0" w:type="auto"/>
-            <w:hideMark/>
-          </w:tcPr>
-          <w:p>
-            <w:pPr>
-              <w:spacing w:after="160" w:line="278" w:lineRule="auto"/>
-            </w:pPr>
-            <w:proofErr w:type="spellStart"/>
-            <w:r>
-              <w:t>ShowRawMaterials</w:t>
-            </w:r>
-            <w:proofErr w:type="spellEnd"/>
-          </w:p>
-        </w:tc>
-        <w:tc>
-          <w:tcPr>
-            <w:tcW w:w="0" w:type="auto"/>
-            <w:hideMark/>
-          </w:tcPr>
-          <w:p>
-            <w:pPr>
-              <w:spacing w:after="160" w:line="278" w:lineRule="auto"/>
-            </w:pPr>
-            <w:r>
-              <w:t>Не отображалась таблица</w:t>
-            </w:r>
-          </w:p>
-        </w:tc>
-        <w:tc>
-          <w:tcPr>
-            <w:tcW w:w="0" w:type="auto"/>
-            <w:hideMark/>
-          </w:tcPr>
-          <w:p>
-            <w:pPr>
-              <w:spacing w:after="160" w:line="278" w:lineRule="auto"/>
-            </w:pPr>
-            <w:proofErr w:type="spellStart"/>
-            <w:r>
-              <w:t>DataGrid</w:t>
-            </w:r>
-            <w:proofErr w:type="spellEnd"/>
-            <w:r>
-              <w:t xml:space="preserve"> не обновлялся</w:t>
-            </w:r>
-          </w:p>
-        </w:tc>
-        <w:tc>
-          <w:tcPr>
-            <w:tcW w:w="0" w:type="auto"/>
-            <w:hideMark/>
-          </w:tcPr>
-          <w:p>
-            <w:pPr>
-              <w:spacing w:after="160" w:line="278" w:lineRule="auto"/>
-            </w:pPr>
-            <w:r>
-              <w:t xml:space="preserve">Добавлен </w:t>
-            </w:r>
-            <w:proofErr w:type="spellStart"/>
-            <w:r>
-              <w:t>ItemsSource</w:t>
-            </w:r>
-            <w:proofErr w:type="spellEnd"/>
-          </w:p>
-        </w:tc>
-      </w:tr>
-      <w:tr>
-        <w:tc>
-          <w:tcPr>
-            <w:tcW w:w="0" w:type="auto"/>
-            <w:hideMark/>
-          </w:tcPr>
-          <w:p>
-            <w:pPr>
-              <w:spacing w:after="160" w:line="278" w:lineRule="auto"/>
-            </w:pPr>
-            <w:r>
-              <w:t>3</w:t>
-            </w:r>
-          </w:p>
-        </w:tc>
-        <w:tc>
-          <w:tcPr>
-            <w:tcW w:w="0" w:type="auto"/>
-            <w:hideMark/>
-          </w:tcPr>
-          <w:p>
-            <w:pPr>
-              <w:spacing w:after="160" w:line="278" w:lineRule="auto"/>
-            </w:pPr>
-            <w:r>
-              <w:t>10.04.2025</w:t>
-            </w:r>
-          </w:p>
-        </w:tc>
-        <w:tc>
-          <w:tcPr>
-            <w:tcW w:w="0" w:type="auto"/>
-            <w:hideMark/>
-          </w:tcPr>
-          <w:p>
-            <w:pPr>
-              <w:spacing w:after="160" w:line="278" w:lineRule="auto"/>
-            </w:pPr>
-            <w:r>
-              <w:t>Одобрение партии</w:t>
-            </w:r>
-          </w:p>
-        </w:tc>
-        <w:tc>
-          <w:tcPr>
-            <w:tcW w:w="0" w:type="auto"/>
-            <w:hideMark/>
-          </w:tcPr>
-          <w:p>
-            <w:pPr>
-              <w:spacing w:after="160" w:line="278" w:lineRule="auto"/>
-            </w:pPr>
-            <w:r>
-              <w:t>Проходило без заполнения параметров</w:t>
-            </w:r>
-          </w:p>
-        </w:tc>
-        <w:tc>
-          <w:tcPr>
-            <w:tcW w:w="0" w:type="auto"/>
-            <w:hideMark/>
-          </w:tcPr>
-          <w:p>
-            <w:pPr>
-              <w:spacing w:after="160" w:line="278" w:lineRule="auto"/>
-            </w:pPr>
-            <w:r>
-              <w:t>Отсутствовала проверка</w:t>
-            </w:r>
-          </w:p>
-        </w:tc>
-        <w:tc>
-          <w:tcPr>
-            <w:tcW w:w="0" w:type="auto"/>
-            <w:hideMark/>
-          </w:tcPr>
-          <w:p>
-            <w:pPr>
-              <w:spacing w:after="160" w:line="278" w:lineRule="auto"/>
-            </w:pPr>
-            <w:r>
-              <w:t>Добавлена валидация обязательных полей</w:t>
-            </w:r>
-          </w:p>
-        </w:tc>
-      </w:tr>
-      <w:tr>
-        <w:tc>
-          <w:tcPr>
-            <w:tcW w:w="0" w:type="auto"/>
-            <w:hideMark/>
-          </w:tcPr>
-          <w:p>
-            <w:pPr>
-              <w:spacing w:after="160" w:line="278" w:lineRule="auto"/>
-            </w:pPr>
-            <w:r>
               <w:t>4</w:t>
             </w:r>
           </w:p>
@@ -11058,14 +11226,28 @@
         <w:rPr>
           <w:lang w:val="en-US"/>
         </w:rPr>
-        <w:t>BtnApprove_Click</w:t>
+        <w:t>BtnApprove_</w:t>
+      </w:r>
+      <w:proofErr w:type="gramStart"/>
+      <w:r>
+        <w:rPr>
+          <w:lang w:val="en-US"/>
+        </w:rPr>
+        <w:t>Click</w:t>
       </w:r>
       <w:proofErr w:type="spellEnd"/>
       <w:r>
         <w:rPr>
           <w:lang w:val="en-US"/>
         </w:rPr>
-        <w:t xml:space="preserve">(object sender, </w:t>
+        <w:t>(</w:t>
+      </w:r>
+      <w:proofErr w:type="gramEnd"/>
+      <w:r>
+        <w:rPr>
+          <w:lang w:val="en-US"/>
+        </w:rPr>
+        <w:t xml:space="preserve">object sender, </w:t>
       </w:r>
       <w:proofErr w:type="spellStart"/>
       <w:r>
@@ -11185,11 +11367,19 @@
         <w:t>QualityParameter</w:t>
       </w:r>
       <w:proofErr w:type="spellEnd"/>
-      <w:r>
-        <w:rPr>
-          <w:lang w:val="en-US"/>
-        </w:rPr>
-        <w:t>&gt;();</w:t>
+      <w:proofErr w:type="gramStart"/>
+      <w:r>
+        <w:rPr>
+          <w:lang w:val="en-US"/>
+        </w:rPr>
+        <w:t>&gt;(</w:t>
+      </w:r>
+      <w:proofErr w:type="gramEnd"/>
+      <w:r>
+        <w:rPr>
+          <w:lang w:val="en-US"/>
+        </w:rPr>
+        <w:t>);</w:t>
       </w:r>
     </w:p>
     <w:p>
@@ -11286,6 +11476,7 @@
         <w:t>: {</w:t>
       </w:r>
       <w:proofErr w:type="spellStart"/>
+      <w:proofErr w:type="gramStart"/>
       <w:r>
         <w:rPr>
           <w:lang w:val="en-US"/>
@@ -11293,6 +11484,7 @@
         <w:t>param.ParameterName</w:t>
       </w:r>
       <w:proofErr w:type="spellEnd"/>
+      <w:proofErr w:type="gramEnd"/>
       <w:r>
         <w:rPr>
           <w:lang w:val="en-US"/>
@@ -11384,6 +11576,7 @@
         <w:t xml:space="preserve">        if (</w:t>
       </w:r>
       <w:proofErr w:type="spellStart"/>
+      <w:proofErr w:type="gramStart"/>
       <w:r>
         <w:rPr>
           <w:lang w:val="en-US"/>
@@ -11391,6 +11584,7 @@
         <w:t>param.IsMandatory</w:t>
       </w:r>
       <w:proofErr w:type="spellEnd"/>
+      <w:proofErr w:type="gramEnd"/>
       <w:r>
         <w:rPr>
           <w:lang w:val="en-US"/>
@@ -11461,8 +11655,16 @@
         <w:rPr>
           <w:lang w:val="en-US"/>
         </w:rPr>
-        <w:t>(param);</w:t>
-      </w:r>
+        <w:t>(param</w:t>
+      </w:r>
+      <w:proofErr w:type="gramStart"/>
+      <w:r>
+        <w:rPr>
+          <w:lang w:val="en-US"/>
+        </w:rPr>
+        <w:t>);</w:t>
+      </w:r>
+      <w:proofErr w:type="gramEnd"/>
     </w:p>
     <w:p>
       <w:pPr>
@@ -11497,10 +11699,12 @@
         <w:t>Обязательный параметр не заполнен: {</w:t>
       </w:r>
       <w:proofErr w:type="spellStart"/>
+      <w:proofErr w:type="gramStart"/>
       <w:r>
         <w:t>param.ParameterName</w:t>
       </w:r>
       <w:proofErr w:type="spellEnd"/>
+      <w:proofErr w:type="gramEnd"/>
       <w:r>
         <w:t>}");</w:t>
       </w:r>
@@ -11541,7 +11745,6 @@
         </w:pBdr>
       </w:pPr>
       <w:r>
-        <w:lastRenderedPageBreak/>
         <w:t xml:space="preserve">    </w:t>
       </w:r>
     </w:p>
@@ -11566,12 +11769,17 @@
         <w:t xml:space="preserve"> (</w:t>
       </w:r>
       <w:proofErr w:type="spellStart"/>
+      <w:proofErr w:type="gramStart"/>
       <w:r>
         <w:t>missingParams.Count</w:t>
       </w:r>
       <w:proofErr w:type="spellEnd"/>
       <w:r>
-        <w:t xml:space="preserve"> &gt; 0)</w:t>
+        <w:t xml:space="preserve"> &gt;</w:t>
+      </w:r>
+      <w:proofErr w:type="gramEnd"/>
+      <w:r>
+        <w:t xml:space="preserve"> 0)</w:t>
       </w:r>
     </w:p>
     <w:p>
@@ -11616,10 +11824,12 @@
         <w:t xml:space="preserve"> = $"Заполните обязательные параметры: {</w:t>
       </w:r>
       <w:proofErr w:type="spellStart"/>
+      <w:proofErr w:type="gramStart"/>
       <w:r>
         <w:t>string.Join</w:t>
       </w:r>
       <w:proofErr w:type="spellEnd"/>
+      <w:proofErr w:type="gramEnd"/>
       <w:r>
         <w:t xml:space="preserve">(", ", </w:t>
       </w:r>
@@ -11679,6 +11889,7 @@
         </w:pBdr>
       </w:pPr>
       <w:r>
+        <w:lastRenderedPageBreak/>
         <w:t xml:space="preserve">        </w:t>
       </w:r>
       <w:proofErr w:type="spellStart"/>
@@ -11866,12 +12077,17 @@
         <w:t xml:space="preserve">    </w:t>
       </w:r>
       <w:proofErr w:type="spellStart"/>
+      <w:proofErr w:type="gramStart"/>
       <w:r>
         <w:t>Close</w:t>
       </w:r>
       <w:proofErr w:type="spellEnd"/>
       <w:r>
-        <w:t>();</w:t>
+        <w:t>(</w:t>
+      </w:r>
+      <w:proofErr w:type="gramEnd"/>
+      <w:r>
+        <w:t>);</w:t>
       </w:r>
     </w:p>
     <w:p>
@@ -12312,7 +12528,6 @@
           <w:b/>
           <w:bCs/>
         </w:rPr>
-        <w:lastRenderedPageBreak/>
         <w:t>4.3 Журнал отладки API</w:t>
       </w:r>
     </w:p>
@@ -12520,6 +12735,7 @@
               <w:spacing w:after="160" w:line="278" w:lineRule="auto"/>
             </w:pPr>
             <w:r>
+              <w:lastRenderedPageBreak/>
               <w:t>2</w:t>
             </w:r>
           </w:p>
@@ -12603,10 +12819,12 @@
               <w:t xml:space="preserve"> == </w:t>
             </w:r>
             <w:proofErr w:type="spellStart"/>
+            <w:proofErr w:type="gramStart"/>
             <w:r>
               <w:t>product.Id</w:t>
             </w:r>
             <w:proofErr w:type="spellEnd"/>
+            <w:proofErr w:type="gramEnd"/>
           </w:p>
         </w:tc>
       </w:tr>
@@ -13142,7 +13360,6 @@
         <w:rPr>
           <w:lang w:val="en-US"/>
         </w:rPr>
-        <w:lastRenderedPageBreak/>
         <w:t>POST http://localhost:5082/api/auth/login</w:t>
       </w:r>
     </w:p>
@@ -13240,6 +13457,7 @@
         <w:rPr>
           <w:lang w:val="en-US"/>
         </w:rPr>
+        <w:lastRenderedPageBreak/>
         <w:t xml:space="preserve">  "password": "123"</w:t>
       </w:r>
     </w:p>
@@ -13451,15 +13669,15 @@
           <w:bottom w:val="single" w:sz="4" w:space="1" w:color="auto"/>
           <w:right w:val="single" w:sz="4" w:space="4" w:color="auto"/>
         </w:pBdr>
-        <w:rPr>
-          <w:lang w:val="en-US"/>
-        </w:rPr>
-      </w:pPr>
-      <w:r>
-        <w:rPr>
-          <w:lang w:val="en-US"/>
-        </w:rPr>
-        <w:t xml:space="preserve">  "</w:t>
+      </w:pPr>
+      <w:r>
+        <w:rPr>
+          <w:lang w:val="en-US"/>
+        </w:rPr>
+        <w:t xml:space="preserve">  </w:t>
+      </w:r>
+      <w:r>
+        <w:t>"</w:t>
       </w:r>
       <w:proofErr w:type="spellStart"/>
       <w:r>
@@ -13470,10 +13688,33 @@
       </w:r>
       <w:proofErr w:type="spellEnd"/>
       <w:r>
-        <w:rPr>
-          <w:lang w:val="en-US"/>
-        </w:rPr>
-        <w:t>": "2025-05-16T16:00:00Z"</w:t>
+        <w:t>": "</w:t>
+      </w:r>
+      <w:proofErr w:type="gramStart"/>
+      <w:r>
+        <w:t>2025-05</w:t>
+      </w:r>
+      <w:proofErr w:type="gramEnd"/>
+      <w:r>
+        <w:t>-16</w:t>
+      </w:r>
+      <w:r>
+        <w:rPr>
+          <w:lang w:val="en-US"/>
+        </w:rPr>
+        <w:t>T</w:t>
+      </w:r>
+      <w:r>
+        <w:t>16:00:00</w:t>
+      </w:r>
+      <w:r>
+        <w:rPr>
+          <w:lang w:val="en-US"/>
+        </w:rPr>
+        <w:t>Z</w:t>
+      </w:r>
+      <w:r>
+        <w:t>"</w:t>
       </w:r>
     </w:p>
     <w:p>
@@ -13504,13 +13745,7 @@
         <w:t>4.6 Отладка с использованием логирования</w:t>
       </w:r>
     </w:p>
-    <w:p>
-      <w:pPr>
-        <w:rPr>
-          <w:lang w:val="en-US"/>
-        </w:rPr>
-      </w:pPr>
-    </w:p>
+    <w:p/>
     <w:p>
       <w:pPr>
         <w:pBdr>
@@ -13519,12 +13754,21 @@
           <w:bottom w:val="single" w:sz="4" w:space="1" w:color="auto"/>
           <w:right w:val="single" w:sz="4" w:space="4" w:color="auto"/>
         </w:pBdr>
-      </w:pPr>
-      <w:r>
+        <w:rPr>
+          <w:lang w:val="en-US"/>
+        </w:rPr>
+      </w:pPr>
+      <w:r>
+        <w:rPr>
+          <w:lang w:val="en-US"/>
+        </w:rPr>
         <w:t xml:space="preserve">// </w:t>
       </w:r>
       <w:proofErr w:type="spellStart"/>
       <w:r>
+        <w:rPr>
+          <w:lang w:val="en-US"/>
+        </w:rPr>
         <w:t>Program.cs</w:t>
       </w:r>
       <w:proofErr w:type="spellEnd"/>
@@ -13542,6 +13786,7 @@
         </w:rPr>
       </w:pPr>
       <w:proofErr w:type="spellStart"/>
+      <w:proofErr w:type="gramStart"/>
       <w:r>
         <w:rPr>
           <w:lang w:val="en-US"/>
@@ -13549,6 +13794,7 @@
         <w:t>builder.Logging.ClearProviders</w:t>
       </w:r>
       <w:proofErr w:type="spellEnd"/>
+      <w:proofErr w:type="gramEnd"/>
       <w:r>
         <w:rPr>
           <w:lang w:val="en-US"/>
@@ -13569,6 +13815,7 @@
         </w:rPr>
       </w:pPr>
       <w:proofErr w:type="spellStart"/>
+      <w:proofErr w:type="gramStart"/>
       <w:r>
         <w:rPr>
           <w:lang w:val="en-US"/>
@@ -13576,6 +13823,7 @@
         <w:t>builder.Logging.AddConsole</w:t>
       </w:r>
       <w:proofErr w:type="spellEnd"/>
+      <w:proofErr w:type="gramEnd"/>
       <w:r>
         <w:rPr>
           <w:lang w:val="en-US"/>
@@ -13596,6 +13844,7 @@
         </w:rPr>
       </w:pPr>
       <w:proofErr w:type="spellStart"/>
+      <w:proofErr w:type="gramStart"/>
       <w:r>
         <w:rPr>
           <w:lang w:val="en-US"/>
@@ -13603,6 +13852,7 @@
         <w:t>builder.Logging.AddDebug</w:t>
       </w:r>
       <w:proofErr w:type="spellEnd"/>
+      <w:proofErr w:type="gramEnd"/>
       <w:r>
         <w:rPr>
           <w:lang w:val="en-US"/>
@@ -13786,6 +14036,7 @@
         <w:t xml:space="preserve">    _</w:t>
       </w:r>
       <w:proofErr w:type="spellStart"/>
+      <w:proofErr w:type="gramStart"/>
       <w:r>
         <w:rPr>
           <w:lang w:val="en-US"/>
@@ -13793,6 +14044,7 @@
         <w:t>logger.LogInformation</w:t>
       </w:r>
       <w:proofErr w:type="spellEnd"/>
+      <w:proofErr w:type="gramEnd"/>
       <w:r>
         <w:rPr>
           <w:lang w:val="en-US"/>
@@ -13848,7 +14100,6 @@
         <w:rPr>
           <w:lang w:val="en-US"/>
         </w:rPr>
-        <w:lastRenderedPageBreak/>
         <w:t xml:space="preserve">    </w:t>
       </w:r>
     </w:p>
@@ -13871,6 +14122,7 @@
         <w:t xml:space="preserve">    var user = await _</w:t>
       </w:r>
       <w:proofErr w:type="spellStart"/>
+      <w:proofErr w:type="gramStart"/>
       <w:r>
         <w:rPr>
           <w:lang w:val="en-US"/>
@@ -13878,6 +14130,7 @@
         <w:t>context.Users.FirstOrDefaultAsync</w:t>
       </w:r>
       <w:proofErr w:type="spellEnd"/>
+      <w:proofErr w:type="gramEnd"/>
       <w:r>
         <w:rPr>
           <w:lang w:val="en-US"/>
@@ -13967,6 +14220,7 @@
         <w:rPr>
           <w:lang w:val="en-US"/>
         </w:rPr>
+        <w:lastRenderedPageBreak/>
         <w:t xml:space="preserve">    {</w:t>
       </w:r>
     </w:p>
@@ -13989,6 +14243,7 @@
         <w:t xml:space="preserve">        _</w:t>
       </w:r>
       <w:proofErr w:type="spellStart"/>
+      <w:proofErr w:type="gramStart"/>
       <w:r>
         <w:rPr>
           <w:lang w:val="en-US"/>
@@ -13996,6 +14251,7 @@
         <w:t>logger.LogWarning</w:t>
       </w:r>
       <w:proofErr w:type="spellEnd"/>
+      <w:proofErr w:type="gramEnd"/>
       <w:r>
         <w:rPr>
           <w:lang w:val="en-US"/>
@@ -14060,7 +14316,21 @@
         <w:rPr>
           <w:lang w:val="en-US"/>
         </w:rPr>
-        <w:t xml:space="preserve">        return Unauthorized(new { message = "</w:t>
+        <w:t xml:space="preserve">        return </w:t>
+      </w:r>
+      <w:proofErr w:type="gramStart"/>
+      <w:r>
+        <w:rPr>
+          <w:lang w:val="en-US"/>
+        </w:rPr>
+        <w:t>Unauthorized(</w:t>
+      </w:r>
+      <w:proofErr w:type="gramEnd"/>
+      <w:r>
+        <w:rPr>
+          <w:lang w:val="en-US"/>
+        </w:rPr>
+        <w:t>new { message = "</w:t>
       </w:r>
       <w:r>
         <w:t>Неверный</w:t>
@@ -14156,6 +14426,7 @@
         <w:t xml:space="preserve">    _</w:t>
       </w:r>
       <w:proofErr w:type="spellStart"/>
+      <w:proofErr w:type="gramStart"/>
       <w:r>
         <w:rPr>
           <w:lang w:val="en-US"/>
@@ -14163,6 +14434,7 @@
         <w:t>logger.LogInformation</w:t>
       </w:r>
       <w:proofErr w:type="spellEnd"/>
+      <w:proofErr w:type="gramEnd"/>
       <w:r>
         <w:rPr>
           <w:lang w:val="en-US"/>
@@ -14759,7 +15031,6 @@
               <w:spacing w:after="160" w:line="278" w:lineRule="auto"/>
             </w:pPr>
             <w:r>
-              <w:lastRenderedPageBreak/>
               <w:t>4</w:t>
             </w:r>
           </w:p>
@@ -14959,6 +15230,7 @@
     </w:p>
     <w:p>
       <w:r>
+        <w:lastRenderedPageBreak/>
         <w:t>-- Проверка структуры таблицы</w:t>
       </w:r>
     </w:p>
@@ -15011,8 +15283,16 @@
         <w:rPr>
           <w:lang w:val="en-US"/>
         </w:rPr>
-        <w:t>ORDER BY ORDINAL_POSITION;</w:t>
-      </w:r>
+        <w:t>ORDER BY ORDINAL_</w:t>
+      </w:r>
+      <w:proofErr w:type="gramStart"/>
+      <w:r>
+        <w:rPr>
+          <w:lang w:val="en-US"/>
+        </w:rPr>
+        <w:t>POSITION;</w:t>
+      </w:r>
+      <w:proofErr w:type="gramEnd"/>
     </w:p>
     <w:p>
       <w:pPr>
@@ -15082,8 +15362,16 @@
         <w:rPr>
           <w:lang w:val="en-US"/>
         </w:rPr>
-        <w:t>WHERE TABLE_NAME = 'batches';</w:t>
-      </w:r>
+        <w:t>WHERE TABLE_NAME = 'batches</w:t>
+      </w:r>
+      <w:proofErr w:type="gramStart"/>
+      <w:r>
+        <w:rPr>
+          <w:lang w:val="en-US"/>
+        </w:rPr>
+        <w:t>';</w:t>
+      </w:r>
+      <w:proofErr w:type="gramEnd"/>
     </w:p>
     <w:p>
       <w:pPr>
@@ -15162,9 +15450,17 @@
         <w:rPr>
           <w:lang w:val="en-US"/>
         </w:rPr>
-        <w:t xml:space="preserve">    TABLE_NAME = OBJECT_NAME(</w:t>
+        <w:t xml:space="preserve">    TABLE_NAME = OBJECT_</w:t>
+      </w:r>
+      <w:proofErr w:type="gramStart"/>
+      <w:r>
+        <w:rPr>
+          <w:lang w:val="en-US"/>
+        </w:rPr>
+        <w:t>NAME(</w:t>
       </w:r>
       <w:proofErr w:type="spellStart"/>
+      <w:proofErr w:type="gramEnd"/>
       <w:r>
         <w:rPr>
           <w:lang w:val="en-US"/>
@@ -15189,9 +15485,17 @@
         <w:rPr>
           <w:lang w:val="en-US"/>
         </w:rPr>
-        <w:t xml:space="preserve">    REF_TABLE_NAME = OBJECT_NAME(</w:t>
+        <w:t xml:space="preserve">    REF_TABLE_NAME = OBJECT_</w:t>
+      </w:r>
+      <w:proofErr w:type="gramStart"/>
+      <w:r>
+        <w:rPr>
+          <w:lang w:val="en-US"/>
+        </w:rPr>
+        <w:t>NAME(</w:t>
       </w:r>
       <w:proofErr w:type="spellStart"/>
+      <w:proofErr w:type="gramEnd"/>
       <w:r>
         <w:rPr>
           <w:lang w:val="en-US"/>
@@ -15219,11 +15523,19 @@
         <w:t xml:space="preserve">FROM </w:t>
       </w:r>
       <w:proofErr w:type="spellStart"/>
-      <w:r>
-        <w:rPr>
-          <w:lang w:val="en-US"/>
-        </w:rPr>
-        <w:t>sys.foreign_keys</w:t>
+      <w:proofErr w:type="gramStart"/>
+      <w:r>
+        <w:rPr>
+          <w:lang w:val="en-US"/>
+        </w:rPr>
+        <w:t>sys.foreign</w:t>
+      </w:r>
+      <w:proofErr w:type="gramEnd"/>
+      <w:r>
+        <w:rPr>
+          <w:lang w:val="en-US"/>
+        </w:rPr>
+        <w:t>_keys</w:t>
       </w:r>
       <w:proofErr w:type="spellEnd"/>
       <w:r>
@@ -15315,9 +15627,17 @@
         <w:rPr>
           <w:lang w:val="en-US"/>
         </w:rPr>
-        <w:t xml:space="preserve">    TABLE_NAME = OBJECT_NAME(</w:t>
+        <w:t xml:space="preserve">    TABLE_NAME = OBJECT_</w:t>
+      </w:r>
+      <w:proofErr w:type="gramStart"/>
+      <w:r>
+        <w:rPr>
+          <w:lang w:val="en-US"/>
+        </w:rPr>
+        <w:t>NAME(</w:t>
       </w:r>
       <w:proofErr w:type="spellStart"/>
+      <w:proofErr w:type="gramEnd"/>
       <w:r>
         <w:rPr>
           <w:lang w:val="en-US"/>
@@ -15337,10 +15657,12 @@
         <w:t xml:space="preserve">FROM </w:t>
       </w:r>
       <w:proofErr w:type="spellStart"/>
+      <w:proofErr w:type="gramStart"/>
       <w:r>
         <w:t>sys.triggers</w:t>
       </w:r>
       <w:proofErr w:type="spellEnd"/>
+      <w:proofErr w:type="gramEnd"/>
       <w:r>
         <w:t>;</w:t>
       </w:r>
@@ -15360,13 +15682,7 @@
         <w:t>5.4 Отладка триггера проверки суммы компонентов</w:t>
       </w:r>
     </w:p>
-    <w:p>
-      <w:pPr>
-        <w:rPr>
-          <w:lang w:val="en-US"/>
-        </w:rPr>
-      </w:pPr>
-    </w:p>
+    <w:p/>
     <w:p>
       <w:pPr>
         <w:rPr>
@@ -15426,11 +15742,19 @@
         <w:t xml:space="preserve">ON </w:t>
       </w:r>
       <w:proofErr w:type="spellStart"/>
-      <w:r>
-        <w:rPr>
-          <w:lang w:val="en-US"/>
-        </w:rPr>
-        <w:t>production.recipe_components</w:t>
+      <w:proofErr w:type="gramStart"/>
+      <w:r>
+        <w:rPr>
+          <w:lang w:val="en-US"/>
+        </w:rPr>
+        <w:t>production.recipe</w:t>
+      </w:r>
+      <w:proofErr w:type="gramEnd"/>
+      <w:r>
+        <w:rPr>
+          <w:lang w:val="en-US"/>
+        </w:rPr>
+        <w:t>_components</w:t>
       </w:r>
       <w:proofErr w:type="spellEnd"/>
     </w:p>
@@ -15457,6 +15781,7 @@
         <w:rPr>
           <w:lang w:val="en-US"/>
         </w:rPr>
+        <w:lastRenderedPageBreak/>
         <w:t>AS</w:t>
       </w:r>
     </w:p>
@@ -15483,20 +15808,42 @@
         <w:rPr>
           <w:lang w:val="en-US"/>
         </w:rPr>
-        <w:t xml:space="preserve">    DECLARE @recipe_id INT;</w:t>
-      </w:r>
-    </w:p>
-    <w:p>
-      <w:pPr>
-        <w:rPr>
-          <w:lang w:val="en-US"/>
-        </w:rPr>
-      </w:pPr>
-      <w:r>
-        <w:rPr>
-          <w:lang w:val="en-US"/>
-        </w:rPr>
-        <w:t xml:space="preserve">    DECLARE @total DECIMAL(10,4);</w:t>
+        <w:t xml:space="preserve">    DECLARE @recipe_id </w:t>
+      </w:r>
+      <w:proofErr w:type="gramStart"/>
+      <w:r>
+        <w:rPr>
+          <w:lang w:val="en-US"/>
+        </w:rPr>
+        <w:t>INT;</w:t>
+      </w:r>
+      <w:proofErr w:type="gramEnd"/>
+    </w:p>
+    <w:p>
+      <w:pPr>
+        <w:rPr>
+          <w:lang w:val="en-US"/>
+        </w:rPr>
+      </w:pPr>
+      <w:r>
+        <w:rPr>
+          <w:lang w:val="en-US"/>
+        </w:rPr>
+        <w:t xml:space="preserve">    DECLARE @total </w:t>
+      </w:r>
+      <w:proofErr w:type="gramStart"/>
+      <w:r>
+        <w:rPr>
+          <w:lang w:val="en-US"/>
+        </w:rPr>
+        <w:t>DECIMAL(</w:t>
+      </w:r>
+      <w:proofErr w:type="gramEnd"/>
+      <w:r>
+        <w:rPr>
+          <w:lang w:val="en-US"/>
+        </w:rPr>
+        <w:t>10,4);</w:t>
       </w:r>
     </w:p>
     <w:p>
@@ -15522,9 +15869,17 @@
         <w:rPr>
           <w:lang w:val="en-US"/>
         </w:rPr>
-        <w:t xml:space="preserve">    SELECT @recipe_id = COALESCE(</w:t>
+        <w:t xml:space="preserve">    SELECT @recipe_id = </w:t>
+      </w:r>
+      <w:proofErr w:type="gramStart"/>
+      <w:r>
+        <w:rPr>
+          <w:lang w:val="en-US"/>
+        </w:rPr>
+        <w:t>COALESCE(</w:t>
       </w:r>
       <w:proofErr w:type="spellStart"/>
+      <w:proofErr w:type="gramEnd"/>
       <w:r>
         <w:rPr>
           <w:lang w:val="en-US"/>
@@ -15591,8 +15946,16 @@
         <w:rPr>
           <w:lang w:val="en-US"/>
         </w:rPr>
-        <w:t xml:space="preserve"> FROM deleted) t;</w:t>
-      </w:r>
+        <w:t xml:space="preserve"> FROM deleted) </w:t>
+      </w:r>
+      <w:proofErr w:type="gramStart"/>
+      <w:r>
+        <w:rPr>
+          <w:lang w:val="en-US"/>
+        </w:rPr>
+        <w:t>t;</w:t>
+      </w:r>
+      <w:proofErr w:type="gramEnd"/>
     </w:p>
     <w:p>
       <w:pPr>
@@ -15643,9 +16006,17 @@
         <w:rPr>
           <w:lang w:val="en-US"/>
         </w:rPr>
-        <w:t xml:space="preserve">        SELECT @total = SUM(</w:t>
+        <w:t xml:space="preserve">        SELECT @total = </w:t>
+      </w:r>
+      <w:proofErr w:type="gramStart"/>
+      <w:r>
+        <w:rPr>
+          <w:lang w:val="en-US"/>
+        </w:rPr>
+        <w:t>SUM(</w:t>
       </w:r>
       <w:proofErr w:type="spellStart"/>
+      <w:proofErr w:type="gramEnd"/>
       <w:r>
         <w:rPr>
           <w:lang w:val="en-US"/>
@@ -15673,11 +16044,19 @@
         <w:t xml:space="preserve">        FROM </w:t>
       </w:r>
       <w:proofErr w:type="spellStart"/>
-      <w:r>
-        <w:rPr>
-          <w:lang w:val="en-US"/>
-        </w:rPr>
-        <w:t>production.recipe_components</w:t>
+      <w:proofErr w:type="gramStart"/>
+      <w:r>
+        <w:rPr>
+          <w:lang w:val="en-US"/>
+        </w:rPr>
+        <w:t>production.recipe</w:t>
+      </w:r>
+      <w:proofErr w:type="gramEnd"/>
+      <w:r>
+        <w:rPr>
+          <w:lang w:val="en-US"/>
+        </w:rPr>
+        <w:t>_components</w:t>
       </w:r>
       <w:proofErr w:type="spellEnd"/>
     </w:p>
@@ -15705,8 +16084,16 @@
         <w:rPr>
           <w:lang w:val="en-US"/>
         </w:rPr>
-        <w:t xml:space="preserve"> = @recipe_id;</w:t>
-      </w:r>
+        <w:t xml:space="preserve"> = @recipe_</w:t>
+      </w:r>
+      <w:proofErr w:type="gramStart"/>
+      <w:r>
+        <w:rPr>
+          <w:lang w:val="en-US"/>
+        </w:rPr>
+        <w:t>id;</w:t>
+      </w:r>
+      <w:proofErr w:type="gramEnd"/>
     </w:p>
     <w:p>
       <w:pPr>
@@ -15756,20 +16143,48 @@
         <w:rPr>
           <w:lang w:val="en-US"/>
         </w:rPr>
-        <w:t xml:space="preserve">        PRINT 'Recipe ID: ' + CAST(@recipe_id AS VARCHAR);</w:t>
-      </w:r>
-    </w:p>
-    <w:p>
-      <w:pPr>
-        <w:rPr>
-          <w:lang w:val="en-US"/>
-        </w:rPr>
-      </w:pPr>
-      <w:r>
-        <w:rPr>
-          <w:lang w:val="en-US"/>
-        </w:rPr>
-        <w:t xml:space="preserve">        PRINT 'Total percent: ' + CAST(@total AS VARCHAR);</w:t>
+        <w:t xml:space="preserve">        PRINT 'Recipe ID: ' + </w:t>
+      </w:r>
+      <w:proofErr w:type="gramStart"/>
+      <w:r>
+        <w:rPr>
+          <w:lang w:val="en-US"/>
+        </w:rPr>
+        <w:t>CAST(</w:t>
+      </w:r>
+      <w:proofErr w:type="gramEnd"/>
+      <w:r>
+        <w:rPr>
+          <w:lang w:val="en-US"/>
+        </w:rPr>
+        <w:t>@recipe_id AS VARCHAR);</w:t>
+      </w:r>
+    </w:p>
+    <w:p>
+      <w:pPr>
+        <w:rPr>
+          <w:lang w:val="en-US"/>
+        </w:rPr>
+      </w:pPr>
+      <w:r>
+        <w:rPr>
+          <w:lang w:val="en-US"/>
+        </w:rPr>
+        <w:t xml:space="preserve">        PRINT 'Total percent: ' + </w:t>
+      </w:r>
+      <w:proofErr w:type="gramStart"/>
+      <w:r>
+        <w:rPr>
+          <w:lang w:val="en-US"/>
+        </w:rPr>
+        <w:t>CAST(</w:t>
+      </w:r>
+      <w:proofErr w:type="gramEnd"/>
+      <w:r>
+        <w:rPr>
+          <w:lang w:val="en-US"/>
+        </w:rPr>
+        <w:t>@total AS VARCHAR);</w:t>
       </w:r>
     </w:p>
     <w:p>
@@ -15795,7 +16210,21 @@
         <w:rPr>
           <w:lang w:val="en-US"/>
         </w:rPr>
-        <w:t xml:space="preserve">        IF @total IS NOT NULL AND ABS(@total - 100) &gt; 0.01</w:t>
+        <w:t xml:space="preserve">        IF @total IS NOT NULL AND </w:t>
+      </w:r>
+      <w:proofErr w:type="gramStart"/>
+      <w:r>
+        <w:rPr>
+          <w:lang w:val="en-US"/>
+        </w:rPr>
+        <w:t>ABS(</w:t>
+      </w:r>
+      <w:proofErr w:type="gramEnd"/>
+      <w:r>
+        <w:rPr>
+          <w:lang w:val="en-US"/>
+        </w:rPr>
+        <w:t>@total - 100) &gt; 0.01</w:t>
       </w:r>
     </w:p>
     <w:p>
@@ -15821,8 +16250,16 @@
         <w:rPr>
           <w:lang w:val="en-US"/>
         </w:rPr>
-        <w:t xml:space="preserve">            PRINT 'ERROR: Sum must be 100%!';</w:t>
-      </w:r>
+        <w:t xml:space="preserve">            PRINT 'ERROR: Sum must be 100%!</w:t>
+      </w:r>
+      <w:proofErr w:type="gramStart"/>
+      <w:r>
+        <w:rPr>
+          <w:lang w:val="en-US"/>
+        </w:rPr>
+        <w:t>';</w:t>
+      </w:r>
+      <w:proofErr w:type="gramEnd"/>
     </w:p>
     <w:p>
       <w:r>
@@ -15831,8 +16268,13 @@
         </w:rPr>
         <w:t xml:space="preserve">            </w:t>
       </w:r>
-      <w:r>
-        <w:t>RAISERROR('Сумма компонентов должна быть 100% (текущая: %.2f%%)', 16, 1, @total);</w:t>
+      <w:proofErr w:type="gramStart"/>
+      <w:r>
+        <w:t>RAISERROR(</w:t>
+      </w:r>
+      <w:proofErr w:type="gramEnd"/>
+      <w:r>
+        <w:t>'Сумма компонентов должна быть 100% (текущая: %.2f%%)', 16, 1, @total);</w:t>
       </w:r>
     </w:p>
     <w:p>
@@ -15842,54 +16284,48 @@
     </w:p>
     <w:p>
       <w:r>
+        <w:t xml:space="preserve">        END</w:t>
+      </w:r>
+    </w:p>
+    <w:p>
+      <w:r>
+        <w:t xml:space="preserve">    END</w:t>
+      </w:r>
+    </w:p>
+    <w:p>
+      <w:r>
+        <w:t>END;</w:t>
+      </w:r>
+    </w:p>
+    <w:p/>
+    <w:p>
+      <w:pPr>
+        <w:rPr>
+          <w:b/>
+          <w:bCs/>
+        </w:rPr>
+      </w:pPr>
+      <w:r>
+        <w:rPr>
+          <w:b/>
+          <w:bCs/>
+        </w:rPr>
+        <w:t>6. ЖУРНАЛ ОШИБОК И ИХ ИСПРАВЛЕНИЙ</w:t>
+      </w:r>
+    </w:p>
+    <w:p>
+      <w:pPr>
+        <w:rPr>
+          <w:b/>
+          <w:bCs/>
+        </w:rPr>
+      </w:pPr>
+      <w:r>
+        <w:rPr>
+          <w:b/>
+          <w:bCs/>
+        </w:rPr>
         <w:lastRenderedPageBreak/>
-        <w:t xml:space="preserve">        END</w:t>
-      </w:r>
-    </w:p>
-    <w:p>
-      <w:r>
-        <w:t xml:space="preserve">    END</w:t>
-      </w:r>
-    </w:p>
-    <w:p>
-      <w:r>
-        <w:t>END;</w:t>
-      </w:r>
-    </w:p>
-    <w:p>
-      <w:pPr>
-        <w:rPr>
-          <w:lang w:val="en-US"/>
-        </w:rPr>
-      </w:pPr>
-    </w:p>
-    <w:p>
-      <w:pPr>
-        <w:rPr>
-          <w:b/>
-          <w:bCs/>
-        </w:rPr>
-      </w:pPr>
-      <w:r>
-        <w:rPr>
-          <w:b/>
-          <w:bCs/>
-        </w:rPr>
-        <w:t>6. ЖУРНАЛ ОШИБОК И ИХ ИСПРАВЛЕНИЙ</w:t>
-      </w:r>
-    </w:p>
-    <w:p>
-      <w:pPr>
-        <w:rPr>
-          <w:b/>
-          <w:bCs/>
-        </w:rPr>
-      </w:pPr>
-      <w:r>
-        <w:rPr>
-          <w:b/>
-          <w:bCs/>
-        </w:rPr>
         <w:t>6.1 Ошибки компиляции</w:t>
       </w:r>
     </w:p>
@@ -16799,7 +17235,6 @@
               <w:spacing w:after="160" w:line="278" w:lineRule="auto"/>
             </w:pPr>
             <w:r>
-              <w:lastRenderedPageBreak/>
               <w:t>2</w:t>
             </w:r>
           </w:p>
@@ -17001,6 +17436,7 @@
               <w:spacing w:after="160" w:line="278" w:lineRule="auto"/>
             </w:pPr>
             <w:r>
+              <w:lastRenderedPageBreak/>
               <w:t>Симптом</w:t>
             </w:r>
           </w:p>
@@ -17431,10 +17867,12 @@
               <w:t xml:space="preserve">Проверить </w:t>
             </w:r>
             <w:proofErr w:type="spellStart"/>
+            <w:proofErr w:type="gramStart"/>
             <w:r>
               <w:t>appsettings.json</w:t>
             </w:r>
             <w:proofErr w:type="spellEnd"/>
+            <w:proofErr w:type="gramEnd"/>
           </w:p>
         </w:tc>
       </w:tr>
@@ -17776,7 +18214,6 @@
     </w:p>
     <w:p>
       <w:r>
-        <w:lastRenderedPageBreak/>
         <w:t>□ Использовать отладочный вывод (</w:t>
       </w:r>
       <w:proofErr w:type="spellStart"/>
@@ -17857,6 +18294,7 @@
           <w:b/>
           <w:bCs/>
         </w:rPr>
+        <w:lastRenderedPageBreak/>
         <w:t>Разработаны отладочные процедуры</w:t>
       </w:r>
       <w:r>
@@ -17904,6 +18342,7 @@
         <w:t>Все модули успешно протестированы и готовы к эксплуатации.</w:t>
       </w:r>
     </w:p>
+    <w:bookmarkEnd w:id="0"/>
     <w:p/>
     <w:sectPr>
       <w:pgSz w:w="11906" w:h="16838"/>
@@ -19721,6 +20160,7 @@
   <w:style w:type="character" w:default="1" w:styleId="a0">
     <w:name w:val="Default Paragraph Font"/>
     <w:uiPriority w:val="1"/>
+    <w:semiHidden/>
     <w:unhideWhenUsed/>
   </w:style>
   <w:style w:type="table" w:default="1" w:styleId="a1">
